--- a/entregables/telecomunicaciones.docx
+++ b/entregables/telecomunicaciones.docx
@@ -2468,6 +2468,93 @@
           <w:color w:val="D91023"/>
           <w:sz w:val="26"/>
         </w:rPr>
+        <w:t>Hoja de ruta · 100 primeros días</w:t>
+      </w:r>
+    </w:p>
+    <w:p>
+      <w:pPr>
+        <w:pStyle w:val="ListBullet"/>
+      </w:pPr>
+      <w:r>
+        <w:rPr>
+          <w:rFonts w:ascii="Calibri" w:hAnsi="Calibri"/>
+          <w:b w:val="0"/>
+          <w:i w:val="0"/>
+          <w:color w:val="1A2238"/>
+          <w:sz w:val="21"/>
+        </w:rPr>
+        <w:t>Anunciar el cronograma de ejecucion de tres proyectos de conectividad en zona de selva: Napo-Putumayo, Manseriche y Alto Amazonas-Datem del Maranon (128 mil habitantes, 653 CCPP, 840 entidades publicas y 743 centros digitales de acceso publico WiFi)</w:t>
+      </w:r>
+      <w:r>
+        <w:rPr>
+          <w:rFonts w:ascii="Calibri" w:hAnsi="Calibri"/>
+          <w:b w:val="0"/>
+          <w:i/>
+          <w:color w:val="B8840E"/>
+          <w:sz w:val="17"/>
+        </w:rPr>
+        <w:t xml:space="preserve">  [programa/inversion]</w:t>
+      </w:r>
+    </w:p>
+    <w:p>
+      <w:pPr>
+        <w:pStyle w:val="ListBullet"/>
+      </w:pPr>
+      <w:r>
+        <w:rPr>
+          <w:rFonts w:ascii="Calibri" w:hAnsi="Calibri"/>
+          <w:b w:val="0"/>
+          <w:i w:val="0"/>
+          <w:color w:val="1A2238"/>
+          <w:sz w:val="21"/>
+        </w:rPr>
+        <w:t>Anunciar la implementacion del nuevo modelo de negocio para la RDNFO y las Redes Regionales, integrandolas en la RDNFOA (Red Nacional de Fibra Optica Ampliada) con alquiler de capacidades de transporte a tarifa unica por Gigabyte</w:t>
+      </w:r>
+      <w:r>
+        <w:rPr>
+          <w:rFonts w:ascii="Calibri" w:hAnsi="Calibri"/>
+          <w:b w:val="0"/>
+          <w:i/>
+          <w:color w:val="B8840E"/>
+          <w:sz w:val="17"/>
+        </w:rPr>
+        <w:t xml:space="preserve">  [institucional/regulacion]</w:t>
+      </w:r>
+    </w:p>
+    <w:p>
+      <w:pPr>
+        <w:pStyle w:val="ListBullet"/>
+      </w:pPr>
+      <w:r>
+        <w:rPr>
+          <w:rFonts w:ascii="Calibri" w:hAnsi="Calibri"/>
+          <w:b w:val="0"/>
+          <w:i w:val="0"/>
+          <w:color w:val="1A2238"/>
+          <w:sz w:val="21"/>
+        </w:rPr>
+        <w:t>Anunciar la implementacion de la REDNACE, red privada del Estado que interconecta todas las entidades de la administracion publica mediante enlaces de banda ancha y tecnologias tipo VPN usando un porcentaje de la capacidad instalada de la RDNFO</w:t>
+      </w:r>
+      <w:r>
+        <w:rPr>
+          <w:rFonts w:ascii="Calibri" w:hAnsi="Calibri"/>
+          <w:b w:val="0"/>
+          <w:i/>
+          <w:color w:val="B8840E"/>
+          <w:sz w:val="17"/>
+        </w:rPr>
+        <w:t xml:space="preserve">  [institucional/inversion]</w:t>
+      </w:r>
+    </w:p>
+    <w:p>
+      <w:r>
+        <w:rPr>
+          <w:rFonts w:ascii="Calibri" w:hAnsi="Calibri"/>
+          <w:b/>
+          <w:i w:val="0"/>
+          <w:color w:val="D91023"/>
+          <w:sz w:val="26"/>
+        </w:rPr>
         <w:t>Metas 2050</w:t>
       </w:r>
     </w:p>

--- a/entregables/telecomunicaciones.docx
+++ b/entregables/telecomunicaciones.docx
@@ -183,7 +183,7 @@
                 <w:color w:val="5D6B88"/>
                 <w:sz w:val="17"/>
               </w:rPr>
-              <w:t>Metas 2050</w:t>
+              <w:t>Objetivos</w:t>
             </w:r>
           </w:p>
         </w:tc>
@@ -230,7 +230,151 @@
           <w:color w:val="D91023"/>
           <w:sz w:val="26"/>
         </w:rPr>
-        <w:t>Visión 2050</w:t>
+        <w:t>Contenido</w:t>
+      </w:r>
+    </w:p>
+    <w:p>
+      <w:r>
+        <w:rPr>
+          <w:rFonts w:ascii="Calibri" w:hAnsi="Calibri"/>
+          <w:b/>
+          <w:i w:val="0"/>
+          <w:color w:val="D91023"/>
+          <w:sz w:val="20"/>
+        </w:rPr>
+        <w:t xml:space="preserve">I.  </w:t>
+      </w:r>
+      <w:r>
+        <w:rPr>
+          <w:rFonts w:ascii="Calibri" w:hAnsi="Calibri"/>
+          <w:b w:val="0"/>
+          <w:i w:val="0"/>
+          <w:color w:val="1A2238"/>
+          <w:sz w:val="20"/>
+        </w:rPr>
+        <w:t>Síntesis de la situación futura</w:t>
+      </w:r>
+    </w:p>
+    <w:p>
+      <w:r>
+        <w:rPr>
+          <w:rFonts w:ascii="Calibri" w:hAnsi="Calibri"/>
+          <w:b/>
+          <w:i w:val="0"/>
+          <w:color w:val="D91023"/>
+          <w:sz w:val="20"/>
+        </w:rPr>
+        <w:t xml:space="preserve">II.  </w:t>
+      </w:r>
+      <w:r>
+        <w:rPr>
+          <w:rFonts w:ascii="Calibri" w:hAnsi="Calibri"/>
+          <w:b w:val="0"/>
+          <w:i w:val="0"/>
+          <w:color w:val="1A2238"/>
+          <w:sz w:val="20"/>
+        </w:rPr>
+        <w:t>Síntesis de la situación actual</w:t>
+      </w:r>
+    </w:p>
+    <w:p>
+      <w:r>
+        <w:rPr>
+          <w:rFonts w:ascii="Calibri" w:hAnsi="Calibri"/>
+          <w:b/>
+          <w:i w:val="0"/>
+          <w:color w:val="D91023"/>
+          <w:sz w:val="20"/>
+        </w:rPr>
+        <w:t xml:space="preserve">III.  </w:t>
+      </w:r>
+      <w:r>
+        <w:rPr>
+          <w:rFonts w:ascii="Calibri" w:hAnsi="Calibri"/>
+          <w:b w:val="0"/>
+          <w:i w:val="0"/>
+          <w:color w:val="1A2238"/>
+          <w:sz w:val="20"/>
+        </w:rPr>
+        <w:t>Objetivos estratégicos</w:t>
+      </w:r>
+    </w:p>
+    <w:p>
+      <w:r>
+        <w:rPr>
+          <w:rFonts w:ascii="Calibri" w:hAnsi="Calibri"/>
+          <w:b/>
+          <w:i w:val="0"/>
+          <w:color w:val="D91023"/>
+          <w:sz w:val="20"/>
+        </w:rPr>
+        <w:t xml:space="preserve">IV.  </w:t>
+      </w:r>
+      <w:r>
+        <w:rPr>
+          <w:rFonts w:ascii="Calibri" w:hAnsi="Calibri"/>
+          <w:b w:val="0"/>
+          <w:i w:val="0"/>
+          <w:color w:val="1A2238"/>
+          <w:sz w:val="20"/>
+        </w:rPr>
+        <w:t>Acciones estratégicas</w:t>
+      </w:r>
+    </w:p>
+    <w:p>
+      <w:r>
+        <w:rPr>
+          <w:rFonts w:ascii="Calibri" w:hAnsi="Calibri"/>
+          <w:b/>
+          <w:i w:val="0"/>
+          <w:color w:val="D91023"/>
+          <w:sz w:val="20"/>
+        </w:rPr>
+        <w:t xml:space="preserve">V.  </w:t>
+      </w:r>
+      <w:r>
+        <w:rPr>
+          <w:rFonts w:ascii="Calibri" w:hAnsi="Calibri"/>
+          <w:b w:val="0"/>
+          <w:i w:val="0"/>
+          <w:color w:val="1A2238"/>
+          <w:sz w:val="20"/>
+        </w:rPr>
+        <w:t>Matriz resumen (indicadores)</w:t>
+      </w:r>
+    </w:p>
+    <w:p>
+      <w:r>
+        <w:rPr>
+          <w:rFonts w:ascii="Calibri" w:hAnsi="Calibri"/>
+          <w:b/>
+          <w:i w:val="0"/>
+          <w:color w:val="D91023"/>
+          <w:sz w:val="20"/>
+        </w:rPr>
+        <w:t xml:space="preserve">VI.  </w:t>
+      </w:r>
+      <w:r>
+        <w:rPr>
+          <w:rFonts w:ascii="Calibri" w:hAnsi="Calibri"/>
+          <w:b w:val="0"/>
+          <w:i w:val="0"/>
+          <w:color w:val="1A2238"/>
+          <w:sz w:val="20"/>
+        </w:rPr>
+        <w:t>Hitos de los primeros 100 días de Gobierno</w:t>
+      </w:r>
+    </w:p>
+    <w:p>
+      <w:r>
+        <w:rPr>
+          <w:rFonts w:ascii="Calibri" w:hAnsi="Calibri"/>
+          <w:b/>
+          <w:i w:val="0"/>
+          <w:color w:val="D91023"/>
+          <w:sz w:val="26"/>
+        </w:rPr>
+        <w:t>I · Síntesis de la situación futura</w:t>
       </w:r>
     </w:p>
     <w:p>
@@ -254,7 +398,7 @@
           <w:color w:val="D91023"/>
           <w:sz w:val="26"/>
         </w:rPr>
-        <w:t>Diagnóstico — brecha 2026</w:t>
+        <w:t>II · Síntesis de la situación actual</w:t>
       </w:r>
     </w:p>
     <w:p>
@@ -476,7 +620,301 @@
           <w:color w:val="D91023"/>
           <w:sz w:val="26"/>
         </w:rPr>
-        <w:t>Indicadores: hoy → meta 2050</w:t>
+        <w:t>III · Objetivos estratégicos</w:t>
+      </w:r>
+    </w:p>
+    <w:p>
+      <w:pPr>
+        <w:pStyle w:val="ListBullet"/>
+      </w:pPr>
+      <w:r>
+        <w:rPr>
+          <w:rFonts w:ascii="Calibri" w:hAnsi="Calibri"/>
+          <w:b w:val="0"/>
+          <w:i w:val="0"/>
+          <w:color w:val="1A2238"/>
+          <w:sz w:val="21"/>
+        </w:rPr>
+        <w:t>Lograr el acceso a internet fijo para 30,000 nuevos centros poblados al 2050 (hitos intermedios: 693 CCPP al 2030 y 3,870 CCPP al 2040).</w:t>
+      </w:r>
+    </w:p>
+    <w:p>
+      <w:pPr>
+        <w:pStyle w:val="ListBullet"/>
+      </w:pPr>
+      <w:r>
+        <w:rPr>
+          <w:rFonts w:ascii="Calibri" w:hAnsi="Calibri"/>
+          <w:b w:val="0"/>
+          <w:i w:val="0"/>
+          <w:color w:val="1A2238"/>
+          <w:sz w:val="21"/>
+        </w:rPr>
+        <w:t>Alcanzar acceso a internet a más del 85% de la población por redes terrestres (FO-MO) y al 95% por redes satelitales; 90% de CCPP conectados con redes terrestres y 100% con satelitales en los últimos 8 años del plan.</w:t>
+      </w:r>
+    </w:p>
+    <w:p>
+      <w:pPr>
+        <w:pStyle w:val="ListBullet"/>
+      </w:pPr>
+      <w:r>
+        <w:rPr>
+          <w:rFonts w:ascii="Calibri" w:hAnsi="Calibri"/>
+          <w:b w:val="0"/>
+          <w:i w:val="0"/>
+          <w:color w:val="1A2238"/>
+          <w:sz w:val="21"/>
+        </w:rPr>
+        <w:t>Consolidar la migración a 5G en el 90% de los servicios de telecomunicaciones al 2050.</w:t>
+      </w:r>
+    </w:p>
+    <w:p>
+      <w:pPr>
+        <w:pStyle w:val="ListBullet"/>
+      </w:pPr>
+      <w:r>
+        <w:rPr>
+          <w:rFonts w:ascii="Calibri" w:hAnsi="Calibri"/>
+          <w:b w:val="0"/>
+          <w:i w:val="0"/>
+          <w:color w:val="1A2238"/>
+          <w:sz w:val="21"/>
+        </w:rPr>
+        <w:t>Instalar un sistema satelital peruano con tecnología 5G y baja latencia para dar dualidad y redundancia terrestre-satelital.</w:t>
+      </w:r>
+    </w:p>
+    <w:p>
+      <w:pPr>
+        <w:pStyle w:val="ListBullet"/>
+      </w:pPr>
+      <w:r>
+        <w:rPr>
+          <w:rFonts w:ascii="Calibri" w:hAnsi="Calibri"/>
+          <w:b w:val="0"/>
+          <w:i w:val="0"/>
+          <w:color w:val="1A2238"/>
+          <w:sz w:val="21"/>
+        </w:rPr>
+        <w:t>Aprobar y aplicar una nueva Ley de Telecomunicaciones y un Sistema Regulatorio modernizado que impulse compartición de infraestructuras, roaming nacional y regulación ética de la IA.</w:t>
+      </w:r>
+    </w:p>
+    <w:p>
+      <w:pPr>
+        <w:pStyle w:val="ListBullet"/>
+      </w:pPr>
+      <w:r>
+        <w:rPr>
+          <w:rFonts w:ascii="Calibri" w:hAnsi="Calibri"/>
+          <w:b w:val="0"/>
+          <w:i w:val="0"/>
+          <w:color w:val="1A2238"/>
+          <w:sz w:val="21"/>
+        </w:rPr>
+        <w:t>Lograr que la inversión en la industria supere los 5,500 millones de soles, con incrementos acumulados superiores a 4,500 millones de soles entre 2028 y 2040.</w:t>
+      </w:r>
+    </w:p>
+    <w:p>
+      <w:pPr>
+        <w:pStyle w:val="ListBullet"/>
+      </w:pPr>
+      <w:r>
+        <w:rPr>
+          <w:rFonts w:ascii="Calibri" w:hAnsi="Calibri"/>
+          <w:b w:val="0"/>
+          <w:i w:val="0"/>
+          <w:color w:val="1A2238"/>
+          <w:sz w:val="21"/>
+        </w:rPr>
+        <w:t>Que la industria de telecomunicaciones aporte cerca del 7% del PBI nacional.</w:t>
+      </w:r>
+    </w:p>
+    <w:p>
+      <w:pPr>
+        <w:pStyle w:val="ListBullet"/>
+      </w:pPr>
+      <w:r>
+        <w:rPr>
+          <w:rFonts w:ascii="Calibri" w:hAnsi="Calibri"/>
+          <w:b w:val="0"/>
+          <w:i w:val="0"/>
+          <w:color w:val="1A2238"/>
+          <w:sz w:val="21"/>
+        </w:rPr>
+        <w:t>Reformular la explotación de la RDNFO y Redes Regionales (RDNFOA) para superar el 50% de uso de su capacidad operativa (hasta 70% al 2050) e implementar la REDNACE al 85%.</w:t>
+      </w:r>
+    </w:p>
+    <w:p>
+      <w:r>
+        <w:rPr>
+          <w:rFonts w:ascii="Calibri" w:hAnsi="Calibri"/>
+          <w:b/>
+          <w:i w:val="0"/>
+          <w:color w:val="D91023"/>
+          <w:sz w:val="26"/>
+        </w:rPr>
+        <w:t>IV · Acciones estratégicas</w:t>
+      </w:r>
+    </w:p>
+    <w:p>
+      <w:pPr>
+        <w:pStyle w:val="ListBullet"/>
+      </w:pPr>
+      <w:r>
+        <w:rPr>
+          <w:rFonts w:ascii="Calibri" w:hAnsi="Calibri"/>
+          <w:b w:val="0"/>
+          <w:i w:val="0"/>
+          <w:color w:val="1A2238"/>
+          <w:sz w:val="21"/>
+        </w:rPr>
+        <w:t>AE1.1.1 a AE1.1.5: Implementar redes híbridas de fibra óptica (FO-MO) por regiones: Tumbes y Piura (350,000 personas); Loreto, Ucayali y Madre de Dios (465,000); Cajamarca (335,000); Huancavelica, Huánuco y Pasco (141 mil); Apurímac, Ayacucho y Junín (142 mil).</w:t>
+      </w:r>
+    </w:p>
+    <w:p>
+      <w:pPr>
+        <w:pStyle w:val="ListBullet"/>
+      </w:pPr>
+      <w:r>
+        <w:rPr>
+          <w:rFonts w:ascii="Calibri" w:hAnsi="Calibri"/>
+          <w:b w:val="0"/>
+          <w:i w:val="0"/>
+          <w:color w:val="1A2238"/>
+          <w:sz w:val="21"/>
+        </w:rPr>
+        <w:t>AE1.1.6: Implementar una red satelital de alcance nacional para dar acceso a internet a 22,238 centros poblados.</w:t>
+      </w:r>
+    </w:p>
+    <w:p>
+      <w:pPr>
+        <w:pStyle w:val="ListBullet"/>
+      </w:pPr>
+      <w:r>
+        <w:rPr>
+          <w:rFonts w:ascii="Calibri" w:hAnsi="Calibri"/>
+          <w:b w:val="0"/>
+          <w:i w:val="0"/>
+          <w:color w:val="1A2238"/>
+          <w:sz w:val="21"/>
+        </w:rPr>
+        <w:t>AE1.1.7: Modernizar la red de microondas entre Iquitos y Santa Rosa (Loreto) para dar acceso a 60 mil personas, reemplazándola por fibra óptica.</w:t>
+      </w:r>
+    </w:p>
+    <w:p>
+      <w:pPr>
+        <w:pStyle w:val="ListBullet"/>
+      </w:pPr>
+      <w:r>
+        <w:rPr>
+          <w:rFonts w:ascii="Calibri" w:hAnsi="Calibri"/>
+          <w:b w:val="0"/>
+          <w:i w:val="0"/>
+          <w:color w:val="1A2238"/>
+          <w:sz w:val="21"/>
+        </w:rPr>
+        <w:t>AE1.1.8: Reformular el modelo de explotación de la RDNFO y Redes Regionales integrándolas en la RDNFOA (Red Nacional de Fibra Óptica Ampliada), con tarifa única por Gigabyte y gestión integral de Pronatel, para superar el 50% de uso de su capacidad operativa.</w:t>
+      </w:r>
+    </w:p>
+    <w:p>
+      <w:pPr>
+        <w:pStyle w:val="ListBullet"/>
+      </w:pPr>
+      <w:r>
+        <w:rPr>
+          <w:rFonts w:ascii="Calibri" w:hAnsi="Calibri"/>
+          <w:b w:val="0"/>
+          <w:i w:val="0"/>
+          <w:color w:val="1A2238"/>
+          <w:sz w:val="21"/>
+        </w:rPr>
+        <w:t>AE2.2.1: Implementar el programa público-privado multisectorial 'Las TIC para el crecimiento de la industria de las telecomunicaciones'.</w:t>
+      </w:r>
+    </w:p>
+    <w:p>
+      <w:pPr>
+        <w:pStyle w:val="ListBullet"/>
+      </w:pPr>
+      <w:r>
+        <w:rPr>
+          <w:rFonts w:ascii="Calibri" w:hAnsi="Calibri"/>
+          <w:b w:val="0"/>
+          <w:i w:val="0"/>
+          <w:color w:val="1A2238"/>
+          <w:sz w:val="21"/>
+        </w:rPr>
+        <w:t>AE2.2.2: Diseñar estrategias e instrumentos regulatorios y premios por cumplimiento para acelerar la migración de 2G/3G/4G hacia 5G por los operadores.</w:t>
+      </w:r>
+    </w:p>
+    <w:p>
+      <w:pPr>
+        <w:pStyle w:val="ListBullet"/>
+      </w:pPr>
+      <w:r>
+        <w:rPr>
+          <w:rFonts w:ascii="Calibri" w:hAnsi="Calibri"/>
+          <w:b w:val="0"/>
+          <w:i w:val="0"/>
+          <w:color w:val="1A2238"/>
+          <w:sz w:val="21"/>
+        </w:rPr>
+        <w:t>AE3.3.1: Aprobar una nueva Ley de Telecomunicaciones que declare de necesidad pública el cierre de la brecha digital y reactive la inversión.</w:t>
+      </w:r>
+    </w:p>
+    <w:p>
+      <w:pPr>
+        <w:pStyle w:val="ListBullet"/>
+      </w:pPr>
+      <w:r>
+        <w:rPr>
+          <w:rFonts w:ascii="Calibri" w:hAnsi="Calibri"/>
+          <w:b w:val="0"/>
+          <w:i w:val="0"/>
+          <w:color w:val="1A2238"/>
+          <w:sz w:val="21"/>
+        </w:rPr>
+        <w:t>AE3.3.2: Modernizar el Marco Regulatorio (espectro, precios/tarifas, compartición de infraestructuras y roaming nacional).</w:t>
+      </w:r>
+    </w:p>
+    <w:p>
+      <w:pPr>
+        <w:pStyle w:val="ListBullet"/>
+      </w:pPr>
+      <w:r>
+        <w:rPr>
+          <w:rFonts w:ascii="Calibri" w:hAnsi="Calibri"/>
+          <w:b w:val="0"/>
+          <w:i w:val="0"/>
+          <w:color w:val="1A2238"/>
+          <w:sz w:val="21"/>
+        </w:rPr>
+        <w:t>Hitos de los primeros 100 días: anuncio del cronograma de tres proyectos en selva (Napo-Putumayo, Manseriche y Alto Amazonas-Datem del Marañón: 128 mil habitantes, 653 CCPP, 840 entidades públicas, 743 centros WiFi); anuncio del nuevo modelo de negocio RDNFOA; y anuncio de la implementación de la REDNACE.</w:t>
+      </w:r>
+    </w:p>
+    <w:p>
+      <w:pPr>
+        <w:pStyle w:val="ListBullet"/>
+      </w:pPr>
+      <w:r>
+        <w:rPr>
+          <w:rFonts w:ascii="Calibri" w:hAnsi="Calibri"/>
+          <w:b w:val="0"/>
+          <w:i w:val="0"/>
+          <w:color w:val="1A2238"/>
+          <w:sz w:val="21"/>
+        </w:rPr>
+        <w:t>Articulación con Programas Presupuestales PP 0047 (Acceso y uso de servicios públicos de telecomunicaciones), PP 0134 (Promoción de la inversión privada) y PP 0124 (Mejora de la provisión de servicios de telecomunicaciones).</w:t>
+      </w:r>
+    </w:p>
+    <w:p>
+      <w:r>
+        <w:rPr>
+          <w:rFonts w:ascii="Calibri" w:hAnsi="Calibri"/>
+          <w:b/>
+          <w:i w:val="0"/>
+          <w:color w:val="D91023"/>
+          <w:sz w:val="26"/>
+        </w:rPr>
+        <w:t>V · Matriz resumen — indicadores: hoy → meta 2050</w:t>
       </w:r>
     </w:p>
     <w:tbl>
@@ -2390,85 +2828,7 @@
           <w:color w:val="D91023"/>
           <w:sz w:val="26"/>
         </w:rPr>
-        <w:t>Pilares de la estrategia</w:t>
-      </w:r>
-    </w:p>
-    <w:p>
-      <w:r>
-        <w:rPr>
-          <w:rFonts w:ascii="Calibri" w:hAnsi="Calibri"/>
-          <w:b/>
-          <w:i w:val="0"/>
-          <w:color w:val="1A2238"/>
-          <w:sz w:val="21"/>
-        </w:rPr>
-        <w:t xml:space="preserve">Infraestructura y Cierre de Brecha Digital: </w:t>
-      </w:r>
-      <w:r>
-        <w:rPr>
-          <w:rFonts w:ascii="Calibri" w:hAnsi="Calibri"/>
-          <w:b w:val="0"/>
-          <w:i w:val="0"/>
-          <w:color w:val="1A2238"/>
-          <w:sz w:val="21"/>
-        </w:rPr>
-        <w:t>Infraestructura dual terrestre (FO-MO) y satelital que garantice conectividad redundante, continuidad y seguridad; inversión estimada de 5,500 millones de soles en 23 años para llevar internet a más del 85% de la población con redes terrestres y al 95% con satelitales, e instalar centros digitales de acceso público (Servicio Universal).</w:t>
-      </w:r>
-    </w:p>
-    <w:p>
-      <w:r>
-        <w:rPr>
-          <w:rFonts w:ascii="Calibri" w:hAnsi="Calibri"/>
-          <w:b/>
-          <w:i w:val="0"/>
-          <w:color w:val="1A2238"/>
-          <w:sz w:val="21"/>
-        </w:rPr>
-        <w:t xml:space="preserve">Tecnologías Convergentes: </w:t>
-      </w:r>
-      <w:r>
-        <w:rPr>
-          <w:rFonts w:ascii="Calibri" w:hAnsi="Calibri"/>
-          <w:b w:val="0"/>
-          <w:i w:val="0"/>
-          <w:color w:val="1A2238"/>
-          <w:sz w:val="21"/>
-        </w:rPr>
-        <w:t>Masificación de 5G, TIC e Inteligencia Artificial, junto con IoT, Blockchain, Big Data, Nube y seguridad inteligente de redes, impulsando ciudades y unidades agrarias inteligentes, control remoto de infraestructuras críticas y producción de contenidos digitales para incrementar el consumo de datos y el aporte al PBI.</w:t>
-      </w:r>
-    </w:p>
-    <w:p>
-      <w:r>
-        <w:rPr>
-          <w:rFonts w:ascii="Calibri" w:hAnsi="Calibri"/>
-          <w:b/>
-          <w:i w:val="0"/>
-          <w:color w:val="1A2238"/>
-          <w:sz w:val="21"/>
-        </w:rPr>
-        <w:t xml:space="preserve">Acondicionamiento Legal y Regulatorio: </w:t>
-      </w:r>
-      <w:r>
-        <w:rPr>
-          <w:rFonts w:ascii="Calibri" w:hAnsi="Calibri"/>
-          <w:b w:val="0"/>
-          <w:i w:val="0"/>
-          <w:color w:val="1A2238"/>
-          <w:sz w:val="21"/>
-        </w:rPr>
-        <w:t>Nueva Ley de Telecomunicaciones y sistema regulatorio modernizado, en consenso con usuarios y empresas, que promueva la inversión pública-privada, la compartición de infraestructuras, el roaming nacional, la migración a 5G y la regulación ética de la IA y la protección de datos.</w:t>
-      </w:r>
-    </w:p>
-    <w:p>
-      <w:r>
-        <w:rPr>
-          <w:rFonts w:ascii="Calibri" w:hAnsi="Calibri"/>
-          <w:b/>
-          <w:i w:val="0"/>
-          <w:color w:val="D91023"/>
-          <w:sz w:val="26"/>
-        </w:rPr>
-        <w:t>Hoja de ruta · 100 primeros días</w:t>
+        <w:t>VI · Hitos de los primeros 100 días de Gobierno</w:t>
       </w:r>
     </w:p>
     <w:p>
@@ -2555,13 +2915,20 @@
           <w:color w:val="D91023"/>
           <w:sz w:val="26"/>
         </w:rPr>
-        <w:t>Metas 2050</w:t>
+        <w:t>Pilares de la estrategia</w:t>
       </w:r>
     </w:p>
     <w:p>
-      <w:pPr>
-        <w:pStyle w:val="ListBullet"/>
-      </w:pPr>
+      <w:r>
+        <w:rPr>
+          <w:rFonts w:ascii="Calibri" w:hAnsi="Calibri"/>
+          <w:b/>
+          <w:i w:val="0"/>
+          <w:color w:val="1A2238"/>
+          <w:sz w:val="21"/>
+        </w:rPr>
+        <w:t xml:space="preserve">Infraestructura y Cierre de Brecha Digital: </w:t>
+      </w:r>
       <w:r>
         <w:rPr>
           <w:rFonts w:ascii="Calibri" w:hAnsi="Calibri"/>
@@ -2570,13 +2937,20 @@
           <w:color w:val="1A2238"/>
           <w:sz w:val="21"/>
         </w:rPr>
-        <w:t>Lograr el acceso a internet fijo para 30,000 nuevos centros poblados al 2050 (hitos intermedios: 693 CCPP al 2030 y 3,870 CCPP al 2040).</w:t>
+        <w:t>Infraestructura dual terrestre (FO-MO) y satelital que garantice conectividad redundante, continuidad y seguridad; inversión estimada de 5,500 millones de soles en 23 años para llevar internet a más del 85% de la población con redes terrestres y al 95% con satelitales, e instalar centros digitales de acceso público (Servicio Universal).</w:t>
       </w:r>
     </w:p>
     <w:p>
-      <w:pPr>
-        <w:pStyle w:val="ListBullet"/>
-      </w:pPr>
+      <w:r>
+        <w:rPr>
+          <w:rFonts w:ascii="Calibri" w:hAnsi="Calibri"/>
+          <w:b/>
+          <w:i w:val="0"/>
+          <w:color w:val="1A2238"/>
+          <w:sz w:val="21"/>
+        </w:rPr>
+        <w:t xml:space="preserve">Tecnologías Convergentes: </w:t>
+      </w:r>
       <w:r>
         <w:rPr>
           <w:rFonts w:ascii="Calibri" w:hAnsi="Calibri"/>
@@ -2585,13 +2959,20 @@
           <w:color w:val="1A2238"/>
           <w:sz w:val="21"/>
         </w:rPr>
-        <w:t>Alcanzar acceso a internet a más del 85% de la población por redes terrestres (FO-MO) y al 95% por redes satelitales; 90% de CCPP conectados con redes terrestres y 100% con satelitales en los últimos 8 años del plan.</w:t>
+        <w:t>Masificación de 5G, TIC e Inteligencia Artificial, junto con IoT, Blockchain, Big Data, Nube y seguridad inteligente de redes, impulsando ciudades y unidades agrarias inteligentes, control remoto de infraestructuras críticas y producción de contenidos digitales para incrementar el consumo de datos y el aporte al PBI.</w:t>
       </w:r>
     </w:p>
     <w:p>
-      <w:pPr>
-        <w:pStyle w:val="ListBullet"/>
-      </w:pPr>
+      <w:r>
+        <w:rPr>
+          <w:rFonts w:ascii="Calibri" w:hAnsi="Calibri"/>
+          <w:b/>
+          <w:i w:val="0"/>
+          <w:color w:val="1A2238"/>
+          <w:sz w:val="21"/>
+        </w:rPr>
+        <w:t xml:space="preserve">Acondicionamiento Legal y Regulatorio: </w:t>
+      </w:r>
       <w:r>
         <w:rPr>
           <w:rFonts w:ascii="Calibri" w:hAnsi="Calibri"/>
@@ -2600,244 +2981,7 @@
           <w:color w:val="1A2238"/>
           <w:sz w:val="21"/>
         </w:rPr>
-        <w:t>Consolidar la migración a 5G en el 90% de los servicios de telecomunicaciones al 2050.</w:t>
-      </w:r>
-    </w:p>
-    <w:p>
-      <w:pPr>
-        <w:pStyle w:val="ListBullet"/>
-      </w:pPr>
-      <w:r>
-        <w:rPr>
-          <w:rFonts w:ascii="Calibri" w:hAnsi="Calibri"/>
-          <w:b w:val="0"/>
-          <w:i w:val="0"/>
-          <w:color w:val="1A2238"/>
-          <w:sz w:val="21"/>
-        </w:rPr>
-        <w:t>Instalar un sistema satelital peruano con tecnología 5G y baja latencia para dar dualidad y redundancia terrestre-satelital.</w:t>
-      </w:r>
-    </w:p>
-    <w:p>
-      <w:pPr>
-        <w:pStyle w:val="ListBullet"/>
-      </w:pPr>
-      <w:r>
-        <w:rPr>
-          <w:rFonts w:ascii="Calibri" w:hAnsi="Calibri"/>
-          <w:b w:val="0"/>
-          <w:i w:val="0"/>
-          <w:color w:val="1A2238"/>
-          <w:sz w:val="21"/>
-        </w:rPr>
-        <w:t>Aprobar y aplicar una nueva Ley de Telecomunicaciones y un Sistema Regulatorio modernizado que impulse compartición de infraestructuras, roaming nacional y regulación ética de la IA.</w:t>
-      </w:r>
-    </w:p>
-    <w:p>
-      <w:pPr>
-        <w:pStyle w:val="ListBullet"/>
-      </w:pPr>
-      <w:r>
-        <w:rPr>
-          <w:rFonts w:ascii="Calibri" w:hAnsi="Calibri"/>
-          <w:b w:val="0"/>
-          <w:i w:val="0"/>
-          <w:color w:val="1A2238"/>
-          <w:sz w:val="21"/>
-        </w:rPr>
-        <w:t>Lograr que la inversión en la industria supere los 5,500 millones de soles, con incrementos acumulados superiores a 4,500 millones de soles entre 2028 y 2040.</w:t>
-      </w:r>
-    </w:p>
-    <w:p>
-      <w:pPr>
-        <w:pStyle w:val="ListBullet"/>
-      </w:pPr>
-      <w:r>
-        <w:rPr>
-          <w:rFonts w:ascii="Calibri" w:hAnsi="Calibri"/>
-          <w:b w:val="0"/>
-          <w:i w:val="0"/>
-          <w:color w:val="1A2238"/>
-          <w:sz w:val="21"/>
-        </w:rPr>
-        <w:t>Que la industria de telecomunicaciones aporte cerca del 7% del PBI nacional.</w:t>
-      </w:r>
-    </w:p>
-    <w:p>
-      <w:pPr>
-        <w:pStyle w:val="ListBullet"/>
-      </w:pPr>
-      <w:r>
-        <w:rPr>
-          <w:rFonts w:ascii="Calibri" w:hAnsi="Calibri"/>
-          <w:b w:val="0"/>
-          <w:i w:val="0"/>
-          <w:color w:val="1A2238"/>
-          <w:sz w:val="21"/>
-        </w:rPr>
-        <w:t>Reformular la explotación de la RDNFO y Redes Regionales (RDNFOA) para superar el 50% de uso de su capacidad operativa (hasta 70% al 2050) e implementar la REDNACE al 85%.</w:t>
-      </w:r>
-    </w:p>
-    <w:p>
-      <w:r>
-        <w:rPr>
-          <w:rFonts w:ascii="Calibri" w:hAnsi="Calibri"/>
-          <w:b/>
-          <w:i w:val="0"/>
-          <w:color w:val="D91023"/>
-          <w:sz w:val="26"/>
-        </w:rPr>
-        <w:t>Acciones e iniciativas</w:t>
-      </w:r>
-    </w:p>
-    <w:p>
-      <w:pPr>
-        <w:pStyle w:val="ListBullet"/>
-      </w:pPr>
-      <w:r>
-        <w:rPr>
-          <w:rFonts w:ascii="Calibri" w:hAnsi="Calibri"/>
-          <w:b w:val="0"/>
-          <w:i w:val="0"/>
-          <w:color w:val="1A2238"/>
-          <w:sz w:val="21"/>
-        </w:rPr>
-        <w:t>AE1.1.1 a AE1.1.5: Implementar redes híbridas de fibra óptica (FO-MO) por regiones: Tumbes y Piura (350,000 personas); Loreto, Ucayali y Madre de Dios (465,000); Cajamarca (335,000); Huancavelica, Huánuco y Pasco (141 mil); Apurímac, Ayacucho y Junín (142 mil).</w:t>
-      </w:r>
-    </w:p>
-    <w:p>
-      <w:pPr>
-        <w:pStyle w:val="ListBullet"/>
-      </w:pPr>
-      <w:r>
-        <w:rPr>
-          <w:rFonts w:ascii="Calibri" w:hAnsi="Calibri"/>
-          <w:b w:val="0"/>
-          <w:i w:val="0"/>
-          <w:color w:val="1A2238"/>
-          <w:sz w:val="21"/>
-        </w:rPr>
-        <w:t>AE1.1.6: Implementar una red satelital de alcance nacional para dar acceso a internet a 22,238 centros poblados.</w:t>
-      </w:r>
-    </w:p>
-    <w:p>
-      <w:pPr>
-        <w:pStyle w:val="ListBullet"/>
-      </w:pPr>
-      <w:r>
-        <w:rPr>
-          <w:rFonts w:ascii="Calibri" w:hAnsi="Calibri"/>
-          <w:b w:val="0"/>
-          <w:i w:val="0"/>
-          <w:color w:val="1A2238"/>
-          <w:sz w:val="21"/>
-        </w:rPr>
-        <w:t>AE1.1.7: Modernizar la red de microondas entre Iquitos y Santa Rosa (Loreto) para dar acceso a 60 mil personas, reemplazándola por fibra óptica.</w:t>
-      </w:r>
-    </w:p>
-    <w:p>
-      <w:pPr>
-        <w:pStyle w:val="ListBullet"/>
-      </w:pPr>
-      <w:r>
-        <w:rPr>
-          <w:rFonts w:ascii="Calibri" w:hAnsi="Calibri"/>
-          <w:b w:val="0"/>
-          <w:i w:val="0"/>
-          <w:color w:val="1A2238"/>
-          <w:sz w:val="21"/>
-        </w:rPr>
-        <w:t>AE1.1.8: Reformular el modelo de explotación de la RDNFO y Redes Regionales integrándolas en la RDNFOA (Red Nacional de Fibra Óptica Ampliada), con tarifa única por Gigabyte y gestión integral de Pronatel, para superar el 50% de uso de su capacidad operativa.</w:t>
-      </w:r>
-    </w:p>
-    <w:p>
-      <w:pPr>
-        <w:pStyle w:val="ListBullet"/>
-      </w:pPr>
-      <w:r>
-        <w:rPr>
-          <w:rFonts w:ascii="Calibri" w:hAnsi="Calibri"/>
-          <w:b w:val="0"/>
-          <w:i w:val="0"/>
-          <w:color w:val="1A2238"/>
-          <w:sz w:val="21"/>
-        </w:rPr>
-        <w:t>AE2.2.1: Implementar el programa público-privado multisectorial 'Las TIC para el crecimiento de la industria de las telecomunicaciones'.</w:t>
-      </w:r>
-    </w:p>
-    <w:p>
-      <w:pPr>
-        <w:pStyle w:val="ListBullet"/>
-      </w:pPr>
-      <w:r>
-        <w:rPr>
-          <w:rFonts w:ascii="Calibri" w:hAnsi="Calibri"/>
-          <w:b w:val="0"/>
-          <w:i w:val="0"/>
-          <w:color w:val="1A2238"/>
-          <w:sz w:val="21"/>
-        </w:rPr>
-        <w:t>AE2.2.2: Diseñar estrategias e instrumentos regulatorios y premios por cumplimiento para acelerar la migración de 2G/3G/4G hacia 5G por los operadores.</w:t>
-      </w:r>
-    </w:p>
-    <w:p>
-      <w:pPr>
-        <w:pStyle w:val="ListBullet"/>
-      </w:pPr>
-      <w:r>
-        <w:rPr>
-          <w:rFonts w:ascii="Calibri" w:hAnsi="Calibri"/>
-          <w:b w:val="0"/>
-          <w:i w:val="0"/>
-          <w:color w:val="1A2238"/>
-          <w:sz w:val="21"/>
-        </w:rPr>
-        <w:t>AE3.3.1: Aprobar una nueva Ley de Telecomunicaciones que declare de necesidad pública el cierre de la brecha digital y reactive la inversión.</w:t>
-      </w:r>
-    </w:p>
-    <w:p>
-      <w:pPr>
-        <w:pStyle w:val="ListBullet"/>
-      </w:pPr>
-      <w:r>
-        <w:rPr>
-          <w:rFonts w:ascii="Calibri" w:hAnsi="Calibri"/>
-          <w:b w:val="0"/>
-          <w:i w:val="0"/>
-          <w:color w:val="1A2238"/>
-          <w:sz w:val="21"/>
-        </w:rPr>
-        <w:t>AE3.3.2: Modernizar el Marco Regulatorio (espectro, precios/tarifas, compartición de infraestructuras y roaming nacional).</w:t>
-      </w:r>
-    </w:p>
-    <w:p>
-      <w:pPr>
-        <w:pStyle w:val="ListBullet"/>
-      </w:pPr>
-      <w:r>
-        <w:rPr>
-          <w:rFonts w:ascii="Calibri" w:hAnsi="Calibri"/>
-          <w:b w:val="0"/>
-          <w:i w:val="0"/>
-          <w:color w:val="1A2238"/>
-          <w:sz w:val="21"/>
-        </w:rPr>
-        <w:t>Hitos de los primeros 100 días: anuncio del cronograma de tres proyectos en selva (Napo-Putumayo, Manseriche y Alto Amazonas-Datem del Marañón: 128 mil habitantes, 653 CCPP, 840 entidades públicas, 743 centros WiFi); anuncio del nuevo modelo de negocio RDNFOA; y anuncio de la implementación de la REDNACE.</w:t>
-      </w:r>
-    </w:p>
-    <w:p>
-      <w:pPr>
-        <w:pStyle w:val="ListBullet"/>
-      </w:pPr>
-      <w:r>
-        <w:rPr>
-          <w:rFonts w:ascii="Calibri" w:hAnsi="Calibri"/>
-          <w:b w:val="0"/>
-          <w:i w:val="0"/>
-          <w:color w:val="1A2238"/>
-          <w:sz w:val="21"/>
-        </w:rPr>
-        <w:t>Articulación con Programas Presupuestales PP 0047 (Acceso y uso de servicios públicos de telecomunicaciones), PP 0134 (Promoción de la inversión privada) y PP 0124 (Mejora de la provisión de servicios de telecomunicaciones).</w:t>
+        <w:t>Nueva Ley de Telecomunicaciones y sistema regulatorio modernizado, en consenso con usuarios y empresas, que promueva la inversión pública-privada, la compartición de infraestructuras, el roaming nacional, la migración a 5G y la regulación ética de la IA y la protección de datos.</w:t>
       </w:r>
     </w:p>
     <w:p>
